--- a/04-reformulacion/T2/docx/T2_16_Las-7P.docx
+++ b/04-reformulacion/T2/docx/T2_16_Las-7P.docx
@@ -220,7 +220,7 @@
         <w:t xml:space="preserve">Qué lo hace único:</w:t>
       </w:r>
       <w:r>
-        <w:t xml:space="preserve"> cada envase trae un QR único que abre la app "Andi, Misión Hierro" y muestra el hierro medido del laboratorio para ese lote. Los competidores directos (Fika, Mamalama) no miden su hierro ni traen app.</w:t>
+        <w:t xml:space="preserve"> cada envase trae un QR único que abre la app "Andi, Misión Hierro" y muestra el hierro medido del laboratorio para ese lote. Ningún competidor revisado en el #2 y el #10 publica su hierro medido por lote ni trae app: Nutri H y Forticao declaran hierro, pero no muestran el análisis.</w:t>
       </w:r>
     </w:p>
     <w:p>
@@ -1335,7 +1335,7 @@
         <w:spacing w:after="120"/>
       </w:pPr>
       <w:r>
-        <w:t xml:space="preserve">Precios tomados el 3-oct-2026 (documentos 02 y 05). La diferencia es AndiBite menos el competidor, y entre paréntesis el porcentaje sobre el competidor.</w:t>
+        <w:t xml:space="preserve">Precios tomados el 3-oct-2026 (documentos 02 y 05) y revisados en el benchmark (#2) el 19-oct-2026; los de Forticao, La Purita y Little Bites salen del #2. La diferencia es AndiBite menos el competidor, y entre paréntesis el porcentaje sobre el competidor.</w:t>
       </w:r>
     </w:p>
     <w:tbl>
@@ -1351,11 +1351,11 @@
         </w:tblBorders>
       </w:tblPr>
       <w:tblGrid>
-        <w:gridCol w:w="2533"/>
-        <w:gridCol w:w="1082"/>
-        <w:gridCol w:w="1915"/>
-        <w:gridCol w:w="1977"/>
-        <w:gridCol w:w="1853"/>
+        <w:gridCol w:w="2408"/>
+        <w:gridCol w:w="2544"/>
+        <w:gridCol w:w="1454"/>
+        <w:gridCol w:w="1454"/>
+        <w:gridCol w:w="1500"/>
       </w:tblGrid>
       <w:tr>
         <w:trPr>
@@ -1363,7 +1363,7 @@
         </w:trPr>
         <w:tc>
           <w:tcPr>
-            <w:tcW w:type="dxa" w:w="2533"/>
+            <w:tcW w:type="dxa" w:w="2408"/>
             <w:tcBorders>
               <w:top w:val="single" w:color="D9C3A8" w:sz="4"/>
               <w:left w:val="single" w:color="D9C3A8" w:sz="4"/>
@@ -1393,7 +1393,7 @@
         </w:tc>
         <w:tc>
           <w:tcPr>
-            <w:tcW w:type="dxa" w:w="1082"/>
+            <w:tcW w:type="dxa" w:w="2544"/>
             <w:tcBorders>
               <w:top w:val="single" w:color="D9C3A8" w:sz="4"/>
               <w:left w:val="single" w:color="D9C3A8" w:sz="4"/>
@@ -1423,7 +1423,7 @@
         </w:tc>
         <w:tc>
           <w:tcPr>
-            <w:tcW w:type="dxa" w:w="1915"/>
+            <w:tcW w:type="dxa" w:w="1454"/>
             <w:tcBorders>
               <w:top w:val="single" w:color="D9C3A8" w:sz="4"/>
               <w:left w:val="single" w:color="D9C3A8" w:sz="4"/>
@@ -1453,7 +1453,7 @@
         </w:tc>
         <w:tc>
           <w:tcPr>
-            <w:tcW w:type="dxa" w:w="1977"/>
+            <w:tcW w:type="dxa" w:w="1454"/>
             <w:tcBorders>
               <w:top w:val="single" w:color="D9C3A8" w:sz="4"/>
               <w:left w:val="single" w:color="D9C3A8" w:sz="4"/>
@@ -1483,7 +1483,7 @@
         </w:tc>
         <w:tc>
           <w:tcPr>
-            <w:tcW w:type="dxa" w:w="1853"/>
+            <w:tcW w:type="dxa" w:w="1500"/>
             <w:tcBorders>
               <w:top w:val="single" w:color="D9C3A8" w:sz="4"/>
               <w:left w:val="single" w:color="D9C3A8" w:sz="4"/>
@@ -1518,7 +1518,7 @@
         </w:trPr>
         <w:tc>
           <w:tcPr>
-            <w:tcW w:type="dxa" w:w="2533"/>
+            <w:tcW w:type="dxa" w:w="2408"/>
             <w:tcBorders>
               <w:top w:val="single" w:color="D9C3A8" w:sz="4"/>
               <w:left w:val="single" w:color="D9C3A8" w:sz="4"/>
@@ -1545,7 +1545,7 @@
         </w:tc>
         <w:tc>
           <w:tcPr>
-            <w:tcW w:type="dxa" w:w="1082"/>
+            <w:tcW w:type="dxa" w:w="2544"/>
             <w:tcBorders>
               <w:top w:val="single" w:color="D9C3A8" w:sz="4"/>
               <w:left w:val="single" w:color="D9C3A8" w:sz="4"/>
@@ -1572,7 +1572,7 @@
         </w:tc>
         <w:tc>
           <w:tcPr>
-            <w:tcW w:type="dxa" w:w="1915"/>
+            <w:tcW w:type="dxa" w:w="1454"/>
             <w:tcBorders>
               <w:top w:val="single" w:color="D9C3A8" w:sz="4"/>
               <w:left w:val="single" w:color="D9C3A8" w:sz="4"/>
@@ -1599,7 +1599,7 @@
         </w:tc>
         <w:tc>
           <w:tcPr>
-            <w:tcW w:type="dxa" w:w="1977"/>
+            <w:tcW w:type="dxa" w:w="1454"/>
             <w:tcBorders>
               <w:top w:val="single" w:color="D9C3A8" w:sz="4"/>
               <w:left w:val="single" w:color="D9C3A8" w:sz="4"/>
@@ -1626,7 +1626,7 @@
         </w:tc>
         <w:tc>
           <w:tcPr>
-            <w:tcW w:type="dxa" w:w="1853"/>
+            <w:tcW w:type="dxa" w:w="1500"/>
             <w:tcBorders>
               <w:top w:val="single" w:color="D9C3A8" w:sz="4"/>
               <w:left w:val="single" w:color="D9C3A8" w:sz="4"/>
@@ -1658,7 +1658,7 @@
         </w:trPr>
         <w:tc>
           <w:tcPr>
-            <w:tcW w:type="dxa" w:w="2533"/>
+            <w:tcW w:type="dxa" w:w="2408"/>
             <w:tcBorders>
               <w:top w:val="single" w:color="D9C3A8" w:sz="4"/>
               <w:left w:val="single" w:color="D9C3A8" w:sz="4"/>
@@ -1685,7 +1685,7 @@
         </w:tc>
         <w:tc>
           <w:tcPr>
-            <w:tcW w:type="dxa" w:w="1082"/>
+            <w:tcW w:type="dxa" w:w="2544"/>
             <w:tcBorders>
               <w:top w:val="single" w:color="D9C3A8" w:sz="4"/>
               <w:left w:val="single" w:color="D9C3A8" w:sz="4"/>
@@ -1712,7 +1712,7 @@
         </w:tc>
         <w:tc>
           <w:tcPr>
-            <w:tcW w:type="dxa" w:w="1915"/>
+            <w:tcW w:type="dxa" w:w="1454"/>
             <w:tcBorders>
               <w:top w:val="single" w:color="D9C3A8" w:sz="4"/>
               <w:left w:val="single" w:color="D9C3A8" w:sz="4"/>
@@ -1739,7 +1739,7 @@
         </w:tc>
         <w:tc>
           <w:tcPr>
-            <w:tcW w:type="dxa" w:w="1977"/>
+            <w:tcW w:type="dxa" w:w="1454"/>
             <w:tcBorders>
               <w:top w:val="single" w:color="D9C3A8" w:sz="4"/>
               <w:left w:val="single" w:color="D9C3A8" w:sz="4"/>
@@ -1766,7 +1766,7 @@
         </w:tc>
         <w:tc>
           <w:tcPr>
-            <w:tcW w:type="dxa" w:w="1853"/>
+            <w:tcW w:type="dxa" w:w="1500"/>
             <w:tcBorders>
               <w:top w:val="single" w:color="D9C3A8" w:sz="4"/>
               <w:left w:val="single" w:color="D9C3A8" w:sz="4"/>
@@ -1798,136 +1798,136 @@
         </w:trPr>
         <w:tc>
           <w:tcPr>
-            <w:tcW w:type="dxa" w:w="2533"/>
-            <w:tcBorders>
-              <w:top w:val="single" w:color="D9C3A8" w:sz="4"/>
-              <w:left w:val="single" w:color="D9C3A8" w:sz="4"/>
-              <w:bottom w:val="single" w:color="D9C3A8" w:sz="4"/>
-              <w:right w:val="single" w:color="D9C3A8" w:sz="4"/>
-            </w:tcBorders>
-            <w:shd w:fill="FFFFFF" w:color="auto" w:val="clear"/>
-            <w:tcMar>
-              <w:top w:type="dxa" w:w="50"/>
-              <w:left w:type="dxa" w:w="80"/>
-              <w:bottom w:type="dxa" w:w="50"/>
-              <w:right w:type="dxa" w:w="80"/>
-            </w:tcMar>
-          </w:tcPr>
-          <w:p>
-            <w:r>
-              <w:rPr>
-                <w:sz w:val="19"/>
-                <w:szCs w:val="19"/>
-              </w:rPr>
-              <w:t xml:space="preserve">Nutri H (galleta con hemoglobina bovina)</w:t>
-            </w:r>
-          </w:p>
-        </w:tc>
-        <w:tc>
-          <w:tcPr>
-            <w:tcW w:type="dxa" w:w="1082"/>
-            <w:tcBorders>
-              <w:top w:val="single" w:color="D9C3A8" w:sz="4"/>
-              <w:left w:val="single" w:color="D9C3A8" w:sz="4"/>
-              <w:bottom w:val="single" w:color="D9C3A8" w:sz="4"/>
-              <w:right w:val="single" w:color="D9C3A8" w:sz="4"/>
-            </w:tcBorders>
-            <w:shd w:fill="FFFFFF" w:color="auto" w:val="clear"/>
-            <w:tcMar>
-              <w:top w:type="dxa" w:w="50"/>
-              <w:left w:type="dxa" w:w="80"/>
-              <w:bottom w:type="dxa" w:w="50"/>
-              <w:right w:type="dxa" w:w="80"/>
-            </w:tcMar>
-          </w:tcPr>
-          <w:p>
-            <w:r>
-              <w:rPr>
-                <w:sz w:val="19"/>
-                <w:szCs w:val="19"/>
-              </w:rPr>
-              <w:t xml:space="preserve">S/3.20</w:t>
-            </w:r>
-          </w:p>
-        </w:tc>
-        <w:tc>
-          <w:tcPr>
-            <w:tcW w:type="dxa" w:w="1915"/>
-            <w:tcBorders>
-              <w:top w:val="single" w:color="D9C3A8" w:sz="4"/>
-              <w:left w:val="single" w:color="D9C3A8" w:sz="4"/>
-              <w:bottom w:val="single" w:color="D9C3A8" w:sz="4"/>
-              <w:right w:val="single" w:color="D9C3A8" w:sz="4"/>
-            </w:tcBorders>
-            <w:shd w:fill="FFFFFF" w:color="auto" w:val="clear"/>
-            <w:tcMar>
-              <w:top w:type="dxa" w:w="50"/>
-              <w:left w:type="dxa" w:w="80"/>
-              <w:bottom w:type="dxa" w:w="50"/>
-              <w:right w:type="dxa" w:w="80"/>
-            </w:tcMar>
-          </w:tcPr>
-          <w:p>
-            <w:r>
-              <w:rPr>
-                <w:sz w:val="19"/>
-                <w:szCs w:val="19"/>
-              </w:rPr>
-              <w:t xml:space="preserve">+S/1.28 (+40 %)</w:t>
-            </w:r>
-          </w:p>
-        </w:tc>
-        <w:tc>
-          <w:tcPr>
-            <w:tcW w:type="dxa" w:w="1977"/>
-            <w:tcBorders>
-              <w:top w:val="single" w:color="D9C3A8" w:sz="4"/>
-              <w:left w:val="single" w:color="D9C3A8" w:sz="4"/>
-              <w:bottom w:val="single" w:color="D9C3A8" w:sz="4"/>
-              <w:right w:val="single" w:color="D9C3A8" w:sz="4"/>
-            </w:tcBorders>
-            <w:shd w:fill="FFFFFF" w:color="auto" w:val="clear"/>
-            <w:tcMar>
-              <w:top w:type="dxa" w:w="50"/>
-              <w:left w:type="dxa" w:w="80"/>
-              <w:bottom w:type="dxa" w:w="50"/>
-              <w:right w:type="dxa" w:w="80"/>
-            </w:tcMar>
-          </w:tcPr>
-          <w:p>
-            <w:r>
-              <w:rPr>
-                <w:sz w:val="19"/>
-                <w:szCs w:val="19"/>
-              </w:rPr>
-              <w:t xml:space="preserve">+S/0.96 (+30 %)</w:t>
-            </w:r>
-          </w:p>
-        </w:tc>
-        <w:tc>
-          <w:tcPr>
-            <w:tcW w:type="dxa" w:w="1853"/>
-            <w:tcBorders>
-              <w:top w:val="single" w:color="D9C3A8" w:sz="4"/>
-              <w:left w:val="single" w:color="D9C3A8" w:sz="4"/>
-              <w:bottom w:val="single" w:color="D9C3A8" w:sz="4"/>
-              <w:right w:val="single" w:color="D9C3A8" w:sz="4"/>
-            </w:tcBorders>
-            <w:shd w:fill="FFFFFF" w:color="auto" w:val="clear"/>
-            <w:tcMar>
-              <w:top w:type="dxa" w:w="50"/>
-              <w:left w:type="dxa" w:w="80"/>
-              <w:bottom w:type="dxa" w:w="50"/>
-              <w:right w:type="dxa" w:w="80"/>
-            </w:tcMar>
-          </w:tcPr>
-          <w:p>
-            <w:r>
-              <w:rPr>
-                <w:sz w:val="19"/>
-                <w:szCs w:val="19"/>
-              </w:rPr>
-              <w:t xml:space="preserve">+S/1.45 (+45 %)</w:t>
+            <w:tcW w:type="dxa" w:w="2408"/>
+            <w:tcBorders>
+              <w:top w:val="single" w:color="D9C3A8" w:sz="4"/>
+              <w:left w:val="single" w:color="D9C3A8" w:sz="4"/>
+              <w:bottom w:val="single" w:color="D9C3A8" w:sz="4"/>
+              <w:right w:val="single" w:color="D9C3A8" w:sz="4"/>
+            </w:tcBorders>
+            <w:shd w:fill="FFFFFF" w:color="auto" w:val="clear"/>
+            <w:tcMar>
+              <w:top w:type="dxa" w:w="50"/>
+              <w:left w:type="dxa" w:w="80"/>
+              <w:bottom w:type="dxa" w:w="50"/>
+              <w:right w:type="dxa" w:w="80"/>
+            </w:tcMar>
+          </w:tcPr>
+          <w:p>
+            <w:r>
+              <w:rPr>
+                <w:sz w:val="19"/>
+                <w:szCs w:val="19"/>
+              </w:rPr>
+              <w:t xml:space="preserve">Forticao (chocolate con hierro hemínico, x 40 a x 12)</w:t>
+            </w:r>
+          </w:p>
+        </w:tc>
+        <w:tc>
+          <w:tcPr>
+            <w:tcW w:type="dxa" w:w="2544"/>
+            <w:tcBorders>
+              <w:top w:val="single" w:color="D9C3A8" w:sz="4"/>
+              <w:left w:val="single" w:color="D9C3A8" w:sz="4"/>
+              <w:bottom w:val="single" w:color="D9C3A8" w:sz="4"/>
+              <w:right w:val="single" w:color="D9C3A8" w:sz="4"/>
+            </w:tcBorders>
+            <w:shd w:fill="FFFFFF" w:color="auto" w:val="clear"/>
+            <w:tcMar>
+              <w:top w:type="dxa" w:w="50"/>
+              <w:left w:type="dxa" w:w="80"/>
+              <w:bottom w:type="dxa" w:w="50"/>
+              <w:right w:type="dxa" w:w="80"/>
+            </w:tcMar>
+          </w:tcPr>
+          <w:p>
+            <w:r>
+              <w:rPr>
+                <w:sz w:val="19"/>
+                <w:szCs w:val="19"/>
+              </w:rPr>
+              <w:t xml:space="preserve">S/3.50 a S/4.17 [POR CONFIRMAR el peso]</w:t>
+            </w:r>
+          </w:p>
+        </w:tc>
+        <w:tc>
+          <w:tcPr>
+            <w:tcW w:type="dxa" w:w="1454"/>
+            <w:tcBorders>
+              <w:top w:val="single" w:color="D9C3A8" w:sz="4"/>
+              <w:left w:val="single" w:color="D9C3A8" w:sz="4"/>
+              <w:bottom w:val="single" w:color="D9C3A8" w:sz="4"/>
+              <w:right w:val="single" w:color="D9C3A8" w:sz="4"/>
+            </w:tcBorders>
+            <w:shd w:fill="FFFFFF" w:color="auto" w:val="clear"/>
+            <w:tcMar>
+              <w:top w:type="dxa" w:w="50"/>
+              <w:left w:type="dxa" w:w="80"/>
+              <w:bottom w:type="dxa" w:w="50"/>
+              <w:right w:type="dxa" w:w="80"/>
+            </w:tcMar>
+          </w:tcPr>
+          <w:p>
+            <w:r>
+              <w:rPr>
+                <w:sz w:val="19"/>
+                <w:szCs w:val="19"/>
+              </w:rPr>
+              <w:t xml:space="preserve">+S/0.31 a +S/0.98 (+7 % a +28 %)</w:t>
+            </w:r>
+          </w:p>
+        </w:tc>
+        <w:tc>
+          <w:tcPr>
+            <w:tcW w:type="dxa" w:w="1454"/>
+            <w:tcBorders>
+              <w:top w:val="single" w:color="D9C3A8" w:sz="4"/>
+              <w:left w:val="single" w:color="D9C3A8" w:sz="4"/>
+              <w:bottom w:val="single" w:color="D9C3A8" w:sz="4"/>
+              <w:right w:val="single" w:color="D9C3A8" w:sz="4"/>
+            </w:tcBorders>
+            <w:shd w:fill="FFFFFF" w:color="auto" w:val="clear"/>
+            <w:tcMar>
+              <w:top w:type="dxa" w:w="50"/>
+              <w:left w:type="dxa" w:w="80"/>
+              <w:bottom w:type="dxa" w:w="50"/>
+              <w:right w:type="dxa" w:w="80"/>
+            </w:tcMar>
+          </w:tcPr>
+          <w:p>
+            <w:r>
+              <w:rPr>
+                <w:sz w:val="19"/>
+                <w:szCs w:val="19"/>
+              </w:rPr>
+              <w:t xml:space="preserve">−S/0.01 a +S/0.66 (0 % a +19 %)</w:t>
+            </w:r>
+          </w:p>
+        </w:tc>
+        <w:tc>
+          <w:tcPr>
+            <w:tcW w:type="dxa" w:w="1500"/>
+            <w:tcBorders>
+              <w:top w:val="single" w:color="D9C3A8" w:sz="4"/>
+              <w:left w:val="single" w:color="D9C3A8" w:sz="4"/>
+              <w:bottom w:val="single" w:color="D9C3A8" w:sz="4"/>
+              <w:right w:val="single" w:color="D9C3A8" w:sz="4"/>
+            </w:tcBorders>
+            <w:shd w:fill="FFFFFF" w:color="auto" w:val="clear"/>
+            <w:tcMar>
+              <w:top w:type="dxa" w:w="50"/>
+              <w:left w:type="dxa" w:w="80"/>
+              <w:bottom w:type="dxa" w:w="50"/>
+              <w:right w:type="dxa" w:w="80"/>
+            </w:tcMar>
+          </w:tcPr>
+          <w:p>
+            <w:r>
+              <w:rPr>
+                <w:sz w:val="19"/>
+                <w:szCs w:val="19"/>
+              </w:rPr>
+              <w:t xml:space="preserve">+S/0.48 a +S/1.15 (+12 % a +33 %)</w:t>
             </w:r>
           </w:p>
         </w:tc>
@@ -1938,136 +1938,136 @@
         </w:trPr>
         <w:tc>
           <w:tcPr>
-            <w:tcW w:type="dxa" w:w="2533"/>
-            <w:tcBorders>
-              <w:top w:val="single" w:color="D9C3A8" w:sz="4"/>
-              <w:left w:val="single" w:color="D9C3A8" w:sz="4"/>
-              <w:bottom w:val="single" w:color="D9C3A8" w:sz="4"/>
-              <w:right w:val="single" w:color="D9C3A8" w:sz="4"/>
-            </w:tcBorders>
-            <w:shd w:fill="F7ECDA" w:color="auto" w:val="clear"/>
-            <w:tcMar>
-              <w:top w:type="dxa" w:w="50"/>
-              <w:left w:type="dxa" w:w="80"/>
-              <w:bottom w:type="dxa" w:w="50"/>
-              <w:right w:type="dxa" w:w="80"/>
-            </w:tcMar>
-          </w:tcPr>
-          <w:p>
-            <w:r>
-              <w:rPr>
-                <w:sz w:val="19"/>
-                <w:szCs w:val="19"/>
-              </w:rPr>
-              <w:t xml:space="preserve">Siete Dragones (barra de cacao y cañihua)</w:t>
-            </w:r>
-          </w:p>
-        </w:tc>
-        <w:tc>
-          <w:tcPr>
-            <w:tcW w:type="dxa" w:w="1082"/>
-            <w:tcBorders>
-              <w:top w:val="single" w:color="D9C3A8" w:sz="4"/>
-              <w:left w:val="single" w:color="D9C3A8" w:sz="4"/>
-              <w:bottom w:val="single" w:color="D9C3A8" w:sz="4"/>
-              <w:right w:val="single" w:color="D9C3A8" w:sz="4"/>
-            </w:tcBorders>
-            <w:shd w:fill="F7ECDA" w:color="auto" w:val="clear"/>
-            <w:tcMar>
-              <w:top w:type="dxa" w:w="50"/>
-              <w:left w:type="dxa" w:w="80"/>
-              <w:bottom w:type="dxa" w:w="50"/>
-              <w:right w:type="dxa" w:w="80"/>
-            </w:tcMar>
-          </w:tcPr>
-          <w:p>
-            <w:r>
-              <w:rPr>
-                <w:sz w:val="19"/>
-                <w:szCs w:val="19"/>
-              </w:rPr>
-              <w:t xml:space="preserve">S/3.01</w:t>
-            </w:r>
-          </w:p>
-        </w:tc>
-        <w:tc>
-          <w:tcPr>
-            <w:tcW w:type="dxa" w:w="1915"/>
-            <w:tcBorders>
-              <w:top w:val="single" w:color="D9C3A8" w:sz="4"/>
-              <w:left w:val="single" w:color="D9C3A8" w:sz="4"/>
-              <w:bottom w:val="single" w:color="D9C3A8" w:sz="4"/>
-              <w:right w:val="single" w:color="D9C3A8" w:sz="4"/>
-            </w:tcBorders>
-            <w:shd w:fill="F7ECDA" w:color="auto" w:val="clear"/>
-            <w:tcMar>
-              <w:top w:type="dxa" w:w="50"/>
-              <w:left w:type="dxa" w:w="80"/>
-              <w:bottom w:type="dxa" w:w="50"/>
-              <w:right w:type="dxa" w:w="80"/>
-            </w:tcMar>
-          </w:tcPr>
-          <w:p>
-            <w:r>
-              <w:rPr>
-                <w:sz w:val="19"/>
-                <w:szCs w:val="19"/>
-              </w:rPr>
-              <w:t xml:space="preserve">+S/1.47 (+49 %)</w:t>
-            </w:r>
-          </w:p>
-        </w:tc>
-        <w:tc>
-          <w:tcPr>
-            <w:tcW w:type="dxa" w:w="1977"/>
-            <w:tcBorders>
-              <w:top w:val="single" w:color="D9C3A8" w:sz="4"/>
-              <w:left w:val="single" w:color="D9C3A8" w:sz="4"/>
-              <w:bottom w:val="single" w:color="D9C3A8" w:sz="4"/>
-              <w:right w:val="single" w:color="D9C3A8" w:sz="4"/>
-            </w:tcBorders>
-            <w:shd w:fill="F7ECDA" w:color="auto" w:val="clear"/>
-            <w:tcMar>
-              <w:top w:type="dxa" w:w="50"/>
-              <w:left w:type="dxa" w:w="80"/>
-              <w:bottom w:type="dxa" w:w="50"/>
-              <w:right w:type="dxa" w:w="80"/>
-            </w:tcMar>
-          </w:tcPr>
-          <w:p>
-            <w:r>
-              <w:rPr>
-                <w:sz w:val="19"/>
-                <w:szCs w:val="19"/>
-              </w:rPr>
-              <w:t xml:space="preserve">+S/1.15 (+38 %)</w:t>
-            </w:r>
-          </w:p>
-        </w:tc>
-        <w:tc>
-          <w:tcPr>
-            <w:tcW w:type="dxa" w:w="1853"/>
-            <w:tcBorders>
-              <w:top w:val="single" w:color="D9C3A8" w:sz="4"/>
-              <w:left w:val="single" w:color="D9C3A8" w:sz="4"/>
-              <w:bottom w:val="single" w:color="D9C3A8" w:sz="4"/>
-              <w:right w:val="single" w:color="D9C3A8" w:sz="4"/>
-            </w:tcBorders>
-            <w:shd w:fill="F7ECDA" w:color="auto" w:val="clear"/>
-            <w:tcMar>
-              <w:top w:type="dxa" w:w="50"/>
-              <w:left w:type="dxa" w:w="80"/>
-              <w:bottom w:type="dxa" w:w="50"/>
-              <w:right w:type="dxa" w:w="80"/>
-            </w:tcMar>
-          </w:tcPr>
-          <w:p>
-            <w:r>
-              <w:rPr>
-                <w:sz w:val="19"/>
-                <w:szCs w:val="19"/>
-              </w:rPr>
-              <w:t xml:space="preserve">+S/1.64 (+54 %)</w:t>
+            <w:tcW w:type="dxa" w:w="2408"/>
+            <w:tcBorders>
+              <w:top w:val="single" w:color="D9C3A8" w:sz="4"/>
+              <w:left w:val="single" w:color="D9C3A8" w:sz="4"/>
+              <w:bottom w:val="single" w:color="D9C3A8" w:sz="4"/>
+              <w:right w:val="single" w:color="D9C3A8" w:sz="4"/>
+            </w:tcBorders>
+            <w:shd w:fill="F7ECDA" w:color="auto" w:val="clear"/>
+            <w:tcMar>
+              <w:top w:type="dxa" w:w="50"/>
+              <w:left w:type="dxa" w:w="80"/>
+              <w:bottom w:type="dxa" w:w="50"/>
+              <w:right w:type="dxa" w:w="80"/>
+            </w:tcMar>
+          </w:tcPr>
+          <w:p>
+            <w:r>
+              <w:rPr>
+                <w:sz w:val="19"/>
+                <w:szCs w:val="19"/>
+              </w:rPr>
+              <w:t xml:space="preserve">Nutri H (galleta con hemoglobina bovina)</w:t>
+            </w:r>
+          </w:p>
+        </w:tc>
+        <w:tc>
+          <w:tcPr>
+            <w:tcW w:type="dxa" w:w="2544"/>
+            <w:tcBorders>
+              <w:top w:val="single" w:color="D9C3A8" w:sz="4"/>
+              <w:left w:val="single" w:color="D9C3A8" w:sz="4"/>
+              <w:bottom w:val="single" w:color="D9C3A8" w:sz="4"/>
+              <w:right w:val="single" w:color="D9C3A8" w:sz="4"/>
+            </w:tcBorders>
+            <w:shd w:fill="F7ECDA" w:color="auto" w:val="clear"/>
+            <w:tcMar>
+              <w:top w:type="dxa" w:w="50"/>
+              <w:left w:type="dxa" w:w="80"/>
+              <w:bottom w:type="dxa" w:w="50"/>
+              <w:right w:type="dxa" w:w="80"/>
+            </w:tcMar>
+          </w:tcPr>
+          <w:p>
+            <w:r>
+              <w:rPr>
+                <w:sz w:val="19"/>
+                <w:szCs w:val="19"/>
+              </w:rPr>
+              <w:t xml:space="preserve">S/3.20</w:t>
+            </w:r>
+          </w:p>
+        </w:tc>
+        <w:tc>
+          <w:tcPr>
+            <w:tcW w:type="dxa" w:w="1454"/>
+            <w:tcBorders>
+              <w:top w:val="single" w:color="D9C3A8" w:sz="4"/>
+              <w:left w:val="single" w:color="D9C3A8" w:sz="4"/>
+              <w:bottom w:val="single" w:color="D9C3A8" w:sz="4"/>
+              <w:right w:val="single" w:color="D9C3A8" w:sz="4"/>
+            </w:tcBorders>
+            <w:shd w:fill="F7ECDA" w:color="auto" w:val="clear"/>
+            <w:tcMar>
+              <w:top w:type="dxa" w:w="50"/>
+              <w:left w:type="dxa" w:w="80"/>
+              <w:bottom w:type="dxa" w:w="50"/>
+              <w:right w:type="dxa" w:w="80"/>
+            </w:tcMar>
+          </w:tcPr>
+          <w:p>
+            <w:r>
+              <w:rPr>
+                <w:sz w:val="19"/>
+                <w:szCs w:val="19"/>
+              </w:rPr>
+              <w:t xml:space="preserve">+S/1.28 (+40 %)</w:t>
+            </w:r>
+          </w:p>
+        </w:tc>
+        <w:tc>
+          <w:tcPr>
+            <w:tcW w:type="dxa" w:w="1454"/>
+            <w:tcBorders>
+              <w:top w:val="single" w:color="D9C3A8" w:sz="4"/>
+              <w:left w:val="single" w:color="D9C3A8" w:sz="4"/>
+              <w:bottom w:val="single" w:color="D9C3A8" w:sz="4"/>
+              <w:right w:val="single" w:color="D9C3A8" w:sz="4"/>
+            </w:tcBorders>
+            <w:shd w:fill="F7ECDA" w:color="auto" w:val="clear"/>
+            <w:tcMar>
+              <w:top w:type="dxa" w:w="50"/>
+              <w:left w:type="dxa" w:w="80"/>
+              <w:bottom w:type="dxa" w:w="50"/>
+              <w:right w:type="dxa" w:w="80"/>
+            </w:tcMar>
+          </w:tcPr>
+          <w:p>
+            <w:r>
+              <w:rPr>
+                <w:sz w:val="19"/>
+                <w:szCs w:val="19"/>
+              </w:rPr>
+              <w:t xml:space="preserve">+S/0.96 (+30 %)</w:t>
+            </w:r>
+          </w:p>
+        </w:tc>
+        <w:tc>
+          <w:tcPr>
+            <w:tcW w:type="dxa" w:w="1500"/>
+            <w:tcBorders>
+              <w:top w:val="single" w:color="D9C3A8" w:sz="4"/>
+              <w:left w:val="single" w:color="D9C3A8" w:sz="4"/>
+              <w:bottom w:val="single" w:color="D9C3A8" w:sz="4"/>
+              <w:right w:val="single" w:color="D9C3A8" w:sz="4"/>
+            </w:tcBorders>
+            <w:shd w:fill="F7ECDA" w:color="auto" w:val="clear"/>
+            <w:tcMar>
+              <w:top w:type="dxa" w:w="50"/>
+              <w:left w:type="dxa" w:w="80"/>
+              <w:bottom w:type="dxa" w:w="50"/>
+              <w:right w:type="dxa" w:w="80"/>
+            </w:tcMar>
+          </w:tcPr>
+          <w:p>
+            <w:r>
+              <w:rPr>
+                <w:sz w:val="19"/>
+                <w:szCs w:val="19"/>
+              </w:rPr>
+              <w:t xml:space="preserve">+S/1.45 (+45 %)</w:t>
             </w:r>
           </w:p>
         </w:tc>
@@ -2078,7 +2078,287 @@
         </w:trPr>
         <w:tc>
           <w:tcPr>
-            <w:tcW w:type="dxa" w:w="2533"/>
+            <w:tcW w:type="dxa" w:w="2408"/>
+            <w:tcBorders>
+              <w:top w:val="single" w:color="D9C3A8" w:sz="4"/>
+              <w:left w:val="single" w:color="D9C3A8" w:sz="4"/>
+              <w:bottom w:val="single" w:color="D9C3A8" w:sz="4"/>
+              <w:right w:val="single" w:color="D9C3A8" w:sz="4"/>
+            </w:tcBorders>
+            <w:shd w:fill="FFFFFF" w:color="auto" w:val="clear"/>
+            <w:tcMar>
+              <w:top w:type="dxa" w:w="50"/>
+              <w:left w:type="dxa" w:w="80"/>
+              <w:bottom w:type="dxa" w:w="50"/>
+              <w:right w:type="dxa" w:w="80"/>
+            </w:tcMar>
+          </w:tcPr>
+          <w:p>
+            <w:r>
+              <w:rPr>
+                <w:sz w:val="19"/>
+                <w:szCs w:val="19"/>
+              </w:rPr>
+              <w:t xml:space="preserve">Siete Dragones (barra de cacao y cañihua; referencia)</w:t>
+            </w:r>
+          </w:p>
+        </w:tc>
+        <w:tc>
+          <w:tcPr>
+            <w:tcW w:type="dxa" w:w="2544"/>
+            <w:tcBorders>
+              <w:top w:val="single" w:color="D9C3A8" w:sz="4"/>
+              <w:left w:val="single" w:color="D9C3A8" w:sz="4"/>
+              <w:bottom w:val="single" w:color="D9C3A8" w:sz="4"/>
+              <w:right w:val="single" w:color="D9C3A8" w:sz="4"/>
+            </w:tcBorders>
+            <w:shd w:fill="FFFFFF" w:color="auto" w:val="clear"/>
+            <w:tcMar>
+              <w:top w:type="dxa" w:w="50"/>
+              <w:left w:type="dxa" w:w="80"/>
+              <w:bottom w:type="dxa" w:w="50"/>
+              <w:right w:type="dxa" w:w="80"/>
+            </w:tcMar>
+          </w:tcPr>
+          <w:p>
+            <w:r>
+              <w:rPr>
+                <w:sz w:val="19"/>
+                <w:szCs w:val="19"/>
+              </w:rPr>
+              <w:t xml:space="preserve">S/3.01</w:t>
+            </w:r>
+          </w:p>
+        </w:tc>
+        <w:tc>
+          <w:tcPr>
+            <w:tcW w:type="dxa" w:w="1454"/>
+            <w:tcBorders>
+              <w:top w:val="single" w:color="D9C3A8" w:sz="4"/>
+              <w:left w:val="single" w:color="D9C3A8" w:sz="4"/>
+              <w:bottom w:val="single" w:color="D9C3A8" w:sz="4"/>
+              <w:right w:val="single" w:color="D9C3A8" w:sz="4"/>
+            </w:tcBorders>
+            <w:shd w:fill="FFFFFF" w:color="auto" w:val="clear"/>
+            <w:tcMar>
+              <w:top w:type="dxa" w:w="50"/>
+              <w:left w:type="dxa" w:w="80"/>
+              <w:bottom w:type="dxa" w:w="50"/>
+              <w:right w:type="dxa" w:w="80"/>
+            </w:tcMar>
+          </w:tcPr>
+          <w:p>
+            <w:r>
+              <w:rPr>
+                <w:sz w:val="19"/>
+                <w:szCs w:val="19"/>
+              </w:rPr>
+              <w:t xml:space="preserve">+S/1.47 (+49 %)</w:t>
+            </w:r>
+          </w:p>
+        </w:tc>
+        <w:tc>
+          <w:tcPr>
+            <w:tcW w:type="dxa" w:w="1454"/>
+            <w:tcBorders>
+              <w:top w:val="single" w:color="D9C3A8" w:sz="4"/>
+              <w:left w:val="single" w:color="D9C3A8" w:sz="4"/>
+              <w:bottom w:val="single" w:color="D9C3A8" w:sz="4"/>
+              <w:right w:val="single" w:color="D9C3A8" w:sz="4"/>
+            </w:tcBorders>
+            <w:shd w:fill="FFFFFF" w:color="auto" w:val="clear"/>
+            <w:tcMar>
+              <w:top w:type="dxa" w:w="50"/>
+              <w:left w:type="dxa" w:w="80"/>
+              <w:bottom w:type="dxa" w:w="50"/>
+              <w:right w:type="dxa" w:w="80"/>
+            </w:tcMar>
+          </w:tcPr>
+          <w:p>
+            <w:r>
+              <w:rPr>
+                <w:sz w:val="19"/>
+                <w:szCs w:val="19"/>
+              </w:rPr>
+              <w:t xml:space="preserve">+S/1.15 (+38 %)</w:t>
+            </w:r>
+          </w:p>
+        </w:tc>
+        <w:tc>
+          <w:tcPr>
+            <w:tcW w:type="dxa" w:w="1500"/>
+            <w:tcBorders>
+              <w:top w:val="single" w:color="D9C3A8" w:sz="4"/>
+              <w:left w:val="single" w:color="D9C3A8" w:sz="4"/>
+              <w:bottom w:val="single" w:color="D9C3A8" w:sz="4"/>
+              <w:right w:val="single" w:color="D9C3A8" w:sz="4"/>
+            </w:tcBorders>
+            <w:shd w:fill="FFFFFF" w:color="auto" w:val="clear"/>
+            <w:tcMar>
+              <w:top w:type="dxa" w:w="50"/>
+              <w:left w:type="dxa" w:w="80"/>
+              <w:bottom w:type="dxa" w:w="50"/>
+              <w:right w:type="dxa" w:w="80"/>
+            </w:tcMar>
+          </w:tcPr>
+          <w:p>
+            <w:r>
+              <w:rPr>
+                <w:sz w:val="19"/>
+                <w:szCs w:val="19"/>
+              </w:rPr>
+              <w:t xml:space="preserve">+S/1.64 (+54 %)</w:t>
+            </w:r>
+          </w:p>
+        </w:tc>
+      </w:tr>
+      <w:tr>
+        <w:trPr>
+          <w:tblHeader w:val="false"/>
+        </w:trPr>
+        <w:tc>
+          <w:tcPr>
+            <w:tcW w:type="dxa" w:w="2408"/>
+            <w:tcBorders>
+              <w:top w:val="single" w:color="D9C3A8" w:sz="4"/>
+              <w:left w:val="single" w:color="D9C3A8" w:sz="4"/>
+              <w:bottom w:val="single" w:color="D9C3A8" w:sz="4"/>
+              <w:right w:val="single" w:color="D9C3A8" w:sz="4"/>
+            </w:tcBorders>
+            <w:shd w:fill="F7ECDA" w:color="auto" w:val="clear"/>
+            <w:tcMar>
+              <w:top w:type="dxa" w:w="50"/>
+              <w:left w:type="dxa" w:w="80"/>
+              <w:bottom w:type="dxa" w:w="50"/>
+              <w:right w:type="dxa" w:w="80"/>
+            </w:tcMar>
+          </w:tcPr>
+          <w:p>
+            <w:r>
+              <w:rPr>
+                <w:sz w:val="19"/>
+                <w:szCs w:val="19"/>
+              </w:rPr>
+              <w:t xml:space="preserve">La Purita (brownies veganos x 8, congelados)</w:t>
+            </w:r>
+          </w:p>
+        </w:tc>
+        <w:tc>
+          <w:tcPr>
+            <w:tcW w:type="dxa" w:w="2544"/>
+            <w:tcBorders>
+              <w:top w:val="single" w:color="D9C3A8" w:sz="4"/>
+              <w:left w:val="single" w:color="D9C3A8" w:sz="4"/>
+              <w:bottom w:val="single" w:color="D9C3A8" w:sz="4"/>
+              <w:right w:val="single" w:color="D9C3A8" w:sz="4"/>
+            </w:tcBorders>
+            <w:shd w:fill="F7ECDA" w:color="auto" w:val="clear"/>
+            <w:tcMar>
+              <w:top w:type="dxa" w:w="50"/>
+              <w:left w:type="dxa" w:w="80"/>
+              <w:bottom w:type="dxa" w:w="50"/>
+              <w:right w:type="dxa" w:w="80"/>
+            </w:tcMar>
+          </w:tcPr>
+          <w:p>
+            <w:r>
+              <w:rPr>
+                <w:sz w:val="19"/>
+                <w:szCs w:val="19"/>
+              </w:rPr>
+              <w:t xml:space="preserve">S/2.11 si cada brownie pesa 20 g [POR CONFIRMAR el peso]</w:t>
+            </w:r>
+          </w:p>
+        </w:tc>
+        <w:tc>
+          <w:tcPr>
+            <w:tcW w:type="dxa" w:w="1454"/>
+            <w:tcBorders>
+              <w:top w:val="single" w:color="D9C3A8" w:sz="4"/>
+              <w:left w:val="single" w:color="D9C3A8" w:sz="4"/>
+              <w:bottom w:val="single" w:color="D9C3A8" w:sz="4"/>
+              <w:right w:val="single" w:color="D9C3A8" w:sz="4"/>
+            </w:tcBorders>
+            <w:shd w:fill="F7ECDA" w:color="auto" w:val="clear"/>
+            <w:tcMar>
+              <w:top w:type="dxa" w:w="50"/>
+              <w:left w:type="dxa" w:w="80"/>
+              <w:bottom w:type="dxa" w:w="50"/>
+              <w:right w:type="dxa" w:w="80"/>
+            </w:tcMar>
+          </w:tcPr>
+          <w:p>
+            <w:r>
+              <w:rPr>
+                <w:sz w:val="19"/>
+                <w:szCs w:val="19"/>
+              </w:rPr>
+              <w:t xml:space="preserve">+S/2.37 (+112 %)</w:t>
+            </w:r>
+          </w:p>
+        </w:tc>
+        <w:tc>
+          <w:tcPr>
+            <w:tcW w:type="dxa" w:w="1454"/>
+            <w:tcBorders>
+              <w:top w:val="single" w:color="D9C3A8" w:sz="4"/>
+              <w:left w:val="single" w:color="D9C3A8" w:sz="4"/>
+              <w:bottom w:val="single" w:color="D9C3A8" w:sz="4"/>
+              <w:right w:val="single" w:color="D9C3A8" w:sz="4"/>
+            </w:tcBorders>
+            <w:shd w:fill="F7ECDA" w:color="auto" w:val="clear"/>
+            <w:tcMar>
+              <w:top w:type="dxa" w:w="50"/>
+              <w:left w:type="dxa" w:w="80"/>
+              <w:bottom w:type="dxa" w:w="50"/>
+              <w:right w:type="dxa" w:w="80"/>
+            </w:tcMar>
+          </w:tcPr>
+          <w:p>
+            <w:r>
+              <w:rPr>
+                <w:sz w:val="19"/>
+                <w:szCs w:val="19"/>
+              </w:rPr>
+              <w:t xml:space="preserve">+S/2.05 (+97 %)</w:t>
+            </w:r>
+          </w:p>
+        </w:tc>
+        <w:tc>
+          <w:tcPr>
+            <w:tcW w:type="dxa" w:w="1500"/>
+            <w:tcBorders>
+              <w:top w:val="single" w:color="D9C3A8" w:sz="4"/>
+              <w:left w:val="single" w:color="D9C3A8" w:sz="4"/>
+              <w:bottom w:val="single" w:color="D9C3A8" w:sz="4"/>
+              <w:right w:val="single" w:color="D9C3A8" w:sz="4"/>
+            </w:tcBorders>
+            <w:shd w:fill="F7ECDA" w:color="auto" w:val="clear"/>
+            <w:tcMar>
+              <w:top w:type="dxa" w:w="50"/>
+              <w:left w:type="dxa" w:w="80"/>
+              <w:bottom w:type="dxa" w:w="50"/>
+              <w:right w:type="dxa" w:w="80"/>
+            </w:tcMar>
+          </w:tcPr>
+          <w:p>
+            <w:r>
+              <w:rPr>
+                <w:sz w:val="19"/>
+                <w:szCs w:val="19"/>
+              </w:rPr>
+              <w:t xml:space="preserve">+S/2.54 (+120 %)</w:t>
+            </w:r>
+          </w:p>
+        </w:tc>
+      </w:tr>
+      <w:tr>
+        <w:trPr>
+          <w:tblHeader w:val="false"/>
+        </w:trPr>
+        <w:tc>
+          <w:tcPr>
+            <w:tcW w:type="dxa" w:w="2408"/>
             <w:tcBorders>
               <w:top w:val="single" w:color="D9C3A8" w:sz="4"/>
               <w:left w:val="single" w:color="D9C3A8" w:sz="4"/>
@@ -2105,7 +2385,7 @@
         </w:tc>
         <w:tc>
           <w:tcPr>
-            <w:tcW w:type="dxa" w:w="1082"/>
+            <w:tcW w:type="dxa" w:w="2544"/>
             <w:tcBorders>
               <w:top w:val="single" w:color="D9C3A8" w:sz="4"/>
               <w:left w:val="single" w:color="D9C3A8" w:sz="4"/>
@@ -2132,7 +2412,7 @@
         </w:tc>
         <w:tc>
           <w:tcPr>
-            <w:tcW w:type="dxa" w:w="1915"/>
+            <w:tcW w:type="dxa" w:w="1454"/>
             <w:tcBorders>
               <w:top w:val="single" w:color="D9C3A8" w:sz="4"/>
               <w:left w:val="single" w:color="D9C3A8" w:sz="4"/>
@@ -2159,7 +2439,7 @@
         </w:tc>
         <w:tc>
           <w:tcPr>
-            <w:tcW w:type="dxa" w:w="1977"/>
+            <w:tcW w:type="dxa" w:w="1454"/>
             <w:tcBorders>
               <w:top w:val="single" w:color="D9C3A8" w:sz="4"/>
               <w:left w:val="single" w:color="D9C3A8" w:sz="4"/>
@@ -2186,7 +2466,7 @@
         </w:tc>
         <w:tc>
           <w:tcPr>
-            <w:tcW w:type="dxa" w:w="1853"/>
+            <w:tcW w:type="dxa" w:w="1500"/>
             <w:tcBorders>
               <w:top w:val="single" w:color="D9C3A8" w:sz="4"/>
               <w:left w:val="single" w:color="D9C3A8" w:sz="4"/>
@@ -2208,6 +2488,146 @@
                 <w:szCs w:val="19"/>
               </w:rPr>
               <w:t xml:space="preserve">+S/2.98 (+178 %)</w:t>
+            </w:r>
+          </w:p>
+        </w:tc>
+      </w:tr>
+      <w:tr>
+        <w:trPr>
+          <w:tblHeader w:val="false"/>
+        </w:trPr>
+        <w:tc>
+          <w:tcPr>
+            <w:tcW w:type="dxa" w:w="2408"/>
+            <w:tcBorders>
+              <w:top w:val="single" w:color="D9C3A8" w:sz="4"/>
+              <w:left w:val="single" w:color="D9C3A8" w:sz="4"/>
+              <w:bottom w:val="single" w:color="D9C3A8" w:sz="4"/>
+              <w:right w:val="single" w:color="D9C3A8" w:sz="4"/>
+            </w:tcBorders>
+            <w:shd w:fill="F7ECDA" w:color="auto" w:val="clear"/>
+            <w:tcMar>
+              <w:top w:type="dxa" w:w="50"/>
+              <w:left w:type="dxa" w:w="80"/>
+              <w:bottom w:type="dxa" w:w="50"/>
+              <w:right w:type="dxa" w:w="80"/>
+            </w:tcMar>
+          </w:tcPr>
+          <w:p>
+            <w:r>
+              <w:rPr>
+                <w:sz w:val="19"/>
+                <w:szCs w:val="19"/>
+              </w:rPr>
+              <w:t xml:space="preserve">Little Bites (Bimbo; referencia)</w:t>
+            </w:r>
+          </w:p>
+        </w:tc>
+        <w:tc>
+          <w:tcPr>
+            <w:tcW w:type="dxa" w:w="2544"/>
+            <w:tcBorders>
+              <w:top w:val="single" w:color="D9C3A8" w:sz="4"/>
+              <w:left w:val="single" w:color="D9C3A8" w:sz="4"/>
+              <w:bottom w:val="single" w:color="D9C3A8" w:sz="4"/>
+              <w:right w:val="single" w:color="D9C3A8" w:sz="4"/>
+            </w:tcBorders>
+            <w:shd w:fill="F7ECDA" w:color="auto" w:val="clear"/>
+            <w:tcMar>
+              <w:top w:type="dxa" w:w="50"/>
+              <w:left w:type="dxa" w:w="80"/>
+              <w:bottom w:type="dxa" w:w="50"/>
+              <w:right w:type="dxa" w:w="80"/>
+            </w:tcMar>
+          </w:tcPr>
+          <w:p>
+            <w:r>
+              <w:rPr>
+                <w:sz w:val="19"/>
+                <w:szCs w:val="19"/>
+              </w:rPr>
+              <w:t xml:space="preserve">S/1.68</w:t>
+            </w:r>
+          </w:p>
+        </w:tc>
+        <w:tc>
+          <w:tcPr>
+            <w:tcW w:type="dxa" w:w="1454"/>
+            <w:tcBorders>
+              <w:top w:val="single" w:color="D9C3A8" w:sz="4"/>
+              <w:left w:val="single" w:color="D9C3A8" w:sz="4"/>
+              <w:bottom w:val="single" w:color="D9C3A8" w:sz="4"/>
+              <w:right w:val="single" w:color="D9C3A8" w:sz="4"/>
+            </w:tcBorders>
+            <w:shd w:fill="F7ECDA" w:color="auto" w:val="clear"/>
+            <w:tcMar>
+              <w:top w:type="dxa" w:w="50"/>
+              <w:left w:type="dxa" w:w="80"/>
+              <w:bottom w:type="dxa" w:w="50"/>
+              <w:right w:type="dxa" w:w="80"/>
+            </w:tcMar>
+          </w:tcPr>
+          <w:p>
+            <w:r>
+              <w:rPr>
+                <w:sz w:val="19"/>
+                <w:szCs w:val="19"/>
+              </w:rPr>
+              <w:t xml:space="preserve">+S/2.80 (+167 %)</w:t>
+            </w:r>
+          </w:p>
+        </w:tc>
+        <w:tc>
+          <w:tcPr>
+            <w:tcW w:type="dxa" w:w="1454"/>
+            <w:tcBorders>
+              <w:top w:val="single" w:color="D9C3A8" w:sz="4"/>
+              <w:left w:val="single" w:color="D9C3A8" w:sz="4"/>
+              <w:bottom w:val="single" w:color="D9C3A8" w:sz="4"/>
+              <w:right w:val="single" w:color="D9C3A8" w:sz="4"/>
+            </w:tcBorders>
+            <w:shd w:fill="F7ECDA" w:color="auto" w:val="clear"/>
+            <w:tcMar>
+              <w:top w:type="dxa" w:w="50"/>
+              <w:left w:type="dxa" w:w="80"/>
+              <w:bottom w:type="dxa" w:w="50"/>
+              <w:right w:type="dxa" w:w="80"/>
+            </w:tcMar>
+          </w:tcPr>
+          <w:p>
+            <w:r>
+              <w:rPr>
+                <w:sz w:val="19"/>
+                <w:szCs w:val="19"/>
+              </w:rPr>
+              <w:t xml:space="preserve">+S/2.48 (+148 %)</w:t>
+            </w:r>
+          </w:p>
+        </w:tc>
+        <w:tc>
+          <w:tcPr>
+            <w:tcW w:type="dxa" w:w="1500"/>
+            <w:tcBorders>
+              <w:top w:val="single" w:color="D9C3A8" w:sz="4"/>
+              <w:left w:val="single" w:color="D9C3A8" w:sz="4"/>
+              <w:bottom w:val="single" w:color="D9C3A8" w:sz="4"/>
+              <w:right w:val="single" w:color="D9C3A8" w:sz="4"/>
+            </w:tcBorders>
+            <w:shd w:fill="F7ECDA" w:color="auto" w:val="clear"/>
+            <w:tcMar>
+              <w:top w:type="dxa" w:w="50"/>
+              <w:left w:type="dxa" w:w="80"/>
+              <w:bottom w:type="dxa" w:w="50"/>
+              <w:right w:type="dxa" w:w="80"/>
+            </w:tcMar>
+          </w:tcPr>
+          <w:p>
+            <w:r>
+              <w:rPr>
+                <w:sz w:val="19"/>
+                <w:szCs w:val="19"/>
+              </w:rPr>
+              <w:t xml:space="preserve">+S/2.97 (+177 %)</w:t>
             </w:r>
           </w:p>
         </w:tc>
@@ -2230,7 +2650,7 @@
         <w:t xml:space="preserve">Cómo se lee.</w:t>
       </w:r>
       <w:r>
-        <w:t xml:space="preserve"> Contra los dos competidores del mismo nivel de precio (Fika y Mamalama), el pack de 12 por WhatsApp cuesta apenas S/0.06 a S/0.16 más por brownie. Por ese centavo extra, el padre recibe el hierro medido del lote y la app. Frente a Nutri H, el competidor más cercano por llevar hemoglobina, el premio es de 30 % a 40 % y se justifica con el formato de brownie y con la medición por lote. Bimbo es otro mercado (masivo, sin hierro medido). Al padre B se le muestra primero el pack de 12.</w:t>
+        <w:t xml:space="preserve"> Contra los competidores del mismo nivel de precio (Fika, Mamalama y el frasco de 12 de Forticao), el pack de 12 por WhatsApp cuesta lo mismo o apenas S/0.06 a S/0.16 más por brownie. Por ese centavo extra, el padre recibe el hierro medido del lote y la app. Frente a Nutri H, el competidor más cercano por llevar hemoglobina, el premio es de 30 % a 40 % y se justifica con el formato de brownie y con la medición por lote. Bimbo es otro mercado (masivo, sin hierro medido). La Purita cuesta menos por brownie, pero va congelada y no publica su peso. Al padre B se le muestra primero el pack de 12.</w:t>
       </w:r>
     </w:p>
     <w:p>
@@ -6529,7 +6949,7 @@
         <w:spacing w:after="60"/>
       </w:pPr>
       <w:r>
-        <w:t xml:space="preserve">Precios de la competencia (consultados el 3-oct-2026, documentos 02 y 05): Fika https://www.fika.pe/products/brownie-55g ; Nutri H https://nutrih.pe/producto/nutri-h-clasica-x-30/ ; Mamalama https://www.wong.pe/barra-energetica-chocolate-bitter-y-maca-mamalama-caja-5-unid/p ; Siete Dragones https://www.plazavea.com.pe/barra-nibs-de-cacao-y-canihua-siete-dragones-caja-5un/p ; Bimbo Nutra Bien https://www.plazavea.com.pe/mini-brownie-nutra-bien-bimbo-180g-paquete-6un/p</w:t>
+        <w:t xml:space="preserve">Precios de la competencia (consultados el 3-oct-2026, documentos 02 y 05): Fika https://www.fika.pe/products/brownie-55g ; Nutri H https://nutrih.pe/producto/nutri-h-clasica-x-30/ ; Mamalama https://www.wong.pe/barra-energetica-chocolate-bitter-y-maca-mamalama-caja-5-unid/p ; Siete Dragones https://www.plazavea.com.pe/barra-nibs-de-cacao-y-canihua-siete-dragones-caja-5un/p ; Bimbo Nutra Bien https://www.plazavea.com.pe/mini-brownie-nutra-bien-bimbo-180g-paquete-6un/p . Forticao (19-oct-2026, #2): https://waala16.meditech.team/shop ; La Purita (19-oct-2026, #2): https://www.lapurita.com/products/brownies-x-8-unds ; Little Bites (19-oct-2026, #2): https://www.plazavea.com.pe/brownie-bimbo-little-bites-caja-130g/p</w:t>
       </w:r>
     </w:p>
     <w:p>
